--- a/Cover_Letters/Shinoy_WERVR_Test_Automatiseerder___Test_Automation_Engineer_Cover_Letter.docx
+++ b/Cover_Letters/Shinoy_WERVR_Test_Automatiseerder___Test_Automation_Engineer_Cover_Letter.docx
@@ -35,7 +35,12 @@
     </w:p>
     <w:p>
       <w:r>
-        <w:t>I read about the Test Automation Engineer role at WERVR for the Belastingdienst program with great interest. With my strong background in Playwright and TypeScript, along with hands-on experience in functional testing, Git, and CI/CD workflows, I am well-equipped to support your testing needs for these complex assignments.</w:t>
+        <w:t>I have extensive experience as a QA Automation Engineer, specifically building and maintaining test frameworks using Playwright, TypeScript, and Java. In my recent roles, I have set up automated testing processes, worked closely with CI/CD pipelines using Git and Jenkins, and performed detailed functional and regression testing for financial clients. I am comfortable analyzing business logic, working with data streams, and ensuring high software reliability.</w:t>
+      </w:r>
+    </w:p>
+    <w:p>
+      <w:r>
+        <w:t>I would welcome the opportunity to bring my testing expertise to WERVR and help support the quality processes for your projects.</w:t>
       </w:r>
     </w:p>
     <w:p>
